--- a/examples/anomalies/doc/41-multivariate-hmu_pca.docx
+++ b/examples/anomalies/doc/41-multivariate-hmu_pca.docx
@@ -120,15 +120,90 @@
       </w:r>
     </w:p>
     <w:bookmarkEnd w:id="22"/>
-    <w:bookmarkStart w:id="32" w:name="walkthrough"/>
+    <w:bookmarkStart w:id="23" w:name="how-to-read-this-walkthrough"/>
     <w:p>
       <w:pPr>
         <w:pStyle w:val="Heading2"/>
       </w:pPr>
       <w:r>
+        <w:t xml:space="preserve">How to read this walkthrough</w:t>
+      </w:r>
+    </w:p>
+    <w:p>
+      <w:pPr>
+        <w:pStyle w:val="FirstParagraph"/>
+      </w:pPr>
+      <w:r>
+        <w:t xml:space="preserve">The code blocks below follow the same learning rhythm used throughout the collection: prepare the environment, choose the dataset, configure the method, run the analysis, and then inspect the result. Readers who are still learning time-series mining can use that order to understand not only</w:t>
+      </w:r>
+      <w:r>
+        <w:t xml:space="preserve"> </w:t>
+      </w:r>
+      <w:r>
+        <w:rPr>
+          <w:i/>
+          <w:iCs/>
+        </w:rPr>
+        <w:t xml:space="preserve">what</w:t>
+      </w:r>
+      <w:r>
+        <w:t xml:space="preserve"> </w:t>
+      </w:r>
+      <w:r>
+        <w:t xml:space="preserve">each command does, but also</w:t>
+      </w:r>
+      <w:r>
+        <w:t xml:space="preserve"> </w:t>
+      </w:r>
+      <w:r>
+        <w:rPr>
+          <w:i/>
+          <w:iCs/>
+        </w:rPr>
+        <w:t xml:space="preserve">why</w:t>
+      </w:r>
+      <w:r>
+        <w:t xml:space="preserve"> </w:t>
+      </w:r>
+      <w:r>
+        <w:t xml:space="preserve">it appears at that stage of the workflow.</w:t>
+      </w:r>
+    </w:p>
+    <w:p>
+      <w:pPr>
+        <w:pStyle w:val="BodyText"/>
+      </w:pPr>
+      <w:r>
+        <w:t xml:space="preserve">As you go through the notebook, read the inline comments inside each chunk as the operational explanation and use the surrounding prose as the conceptual guide.</w:t>
+      </w:r>
+    </w:p>
+    <w:bookmarkEnd w:id="23"/>
+    <w:bookmarkStart w:id="38" w:name="walkthrough"/>
+    <w:p>
+      <w:pPr>
+        <w:pStyle w:val="Heading2"/>
+      </w:pPr>
+      <w:r>
         <w:t xml:space="preserve">Walkthrough</w:t>
       </w:r>
     </w:p>
+    <w:bookmarkStart w:id="24" w:name="prepare-the-example"/>
+    <w:p>
+      <w:pPr>
+        <w:pStyle w:val="Heading3"/>
+      </w:pPr>
+      <w:r>
+        <w:t xml:space="preserve">Prepare the Example</w:t>
+      </w:r>
+    </w:p>
+    <w:p>
+      <w:pPr>
+        <w:pStyle w:val="FirstParagraph"/>
+      </w:pPr>
+      <w:r>
+        <w:t xml:space="preserve">We begin by organizing the environment, loading the packages, and selecting the dataset used in the notebook. This part is intentionally more direct: the goal is to make the starting point explicit before the method-specific reasoning begins.</w:t>
+      </w:r>
+    </w:p>
     <w:p>
       <w:pPr>
         <w:pStyle w:val="SourceCode"/>
@@ -402,6 +477,24 @@
         <w:t xml:space="preserve">TRUE</w:t>
       </w:r>
     </w:p>
+    <w:bookmarkEnd w:id="24"/>
+    <w:bookmarkStart w:id="25" w:name="run-the-core-analysis"/>
+    <w:p>
+      <w:pPr>
+        <w:pStyle w:val="Heading3"/>
+      </w:pPr>
+      <w:r>
+        <w:t xml:space="preserve">Run the Core Analysis</w:t>
+      </w:r>
+    </w:p>
+    <w:p>
+      <w:pPr>
+        <w:pStyle w:val="FirstParagraph"/>
+      </w:pPr>
+      <w:r>
+        <w:t xml:space="preserve">With the environment and the method ready, we execute the central analytical step and inspect its immediate output. This is the point where the abstract idea described earlier becomes operational, so the reader should pay attention to what is produced and how Harbinger standardizes the result.</w:t>
+      </w:r>
+    </w:p>
     <w:p>
       <w:pPr>
         <w:pStyle w:val="SourceCode"/>
@@ -484,6 +577,24 @@
         <w:t xml:space="preserve">## 6  0.5757814 -0.01339952 FALSE</w:t>
       </w:r>
     </w:p>
+    <w:bookmarkEnd w:id="25"/>
+    <w:bookmarkStart w:id="32" w:name="interpret-the-result-visually"/>
+    <w:p>
+      <w:pPr>
+        <w:pStyle w:val="Heading3"/>
+      </w:pPr>
+      <w:r>
+        <w:t xml:space="preserve">Interpret the Result Visually</w:t>
+      </w:r>
+    </w:p>
+    <w:p>
+      <w:pPr>
+        <w:pStyle w:val="FirstParagraph"/>
+      </w:pPr>
+      <w:r>
+        <w:t xml:space="preserve">The final plots are not just illustrations. They help the reader connect the method’s internal output with the original series, making it easier to see why a point, range, motif, or symbolic pattern was emphasized and whether that emphasis is coherent with the stated objective of the example.</w:t>
+      </w:r>
+    </w:p>
     <w:p>
       <w:pPr>
         <w:pStyle w:val="SourceCode"/>
@@ -532,103 +643,6 @@
           <w:rStyle w:val="NormalTok"/>
         </w:rPr>
         <w:t xml:space="preserve">serie)</w:t>
-      </w:r>
-    </w:p>
-    <w:p>
-      <w:pPr>
-        <w:pStyle w:val="FirstParagraph"/>
-      </w:pPr>
-      <w:r>
-        <w:drawing>
-          <wp:inline>
-            <wp:extent cx="4620126" cy="3696101"/>
-            <wp:effectExtent b="0" l="0" r="0" t="0"/>
-            <wp:docPr descr="" title="" id="24" name="Picture"/>
-            <a:graphic>
-              <a:graphicData uri="http://schemas.openxmlformats.org/drawingml/2006/picture">
-                <pic:pic>
-                  <pic:nvPicPr>
-                    <pic:cNvPr descr="/home/gpca/harbinger/examples/anomalies/doc/hmu_pca_files/figure-docx/unnamed-chunk-5-1.png" id="25" name="Picture"/>
-                    <pic:cNvPicPr>
-                      <a:picLocks noChangeArrowheads="1" noChangeAspect="1"/>
-                    </pic:cNvPicPr>
-                  </pic:nvPicPr>
-                  <pic:blipFill>
-                    <a:blip r:embed="rId23"/>
-                    <a:stretch>
-                      <a:fillRect/>
-                    </a:stretch>
-                  </pic:blipFill>
-                  <pic:spPr bwMode="auto">
-                    <a:xfrm>
-                      <a:off x="0" y="0"/>
-                      <a:ext cx="4620126" cy="3696101"/>
-                    </a:xfrm>
-                    <a:prstGeom prst="rect">
-                      <a:avLst/>
-                    </a:prstGeom>
-                    <a:noFill/>
-                    <a:ln w="9525">
-                      <a:noFill/>
-                      <a:headEnd/>
-                      <a:tailEnd/>
-                    </a:ln>
-                  </pic:spPr>
-                </pic:pic>
-              </a:graphicData>
-            </a:graphic>
-          </wp:inline>
-        </w:drawing>
-      </w:r>
-    </w:p>
-    <w:p>
-      <w:pPr>
-        <w:pStyle w:val="SourceCode"/>
-      </w:pPr>
-      <w:r>
-        <w:rPr>
-          <w:rStyle w:val="CommentTok"/>
-        </w:rPr>
-        <w:t xml:space="preserve"># Plot the second dimension</w:t>
-      </w:r>
-      <w:r>
-        <w:br/>
-      </w:r>
-      <w:r>
-        <w:rPr>
-          <w:rStyle w:val="FunctionTok"/>
-        </w:rPr>
-        <w:t xml:space="preserve">har_plot</w:t>
-      </w:r>
-      <w:r>
-        <w:rPr>
-          <w:rStyle w:val="NormalTok"/>
-        </w:rPr>
-        <w:t xml:space="preserve">(</w:t>
-      </w:r>
-      <w:r>
-        <w:rPr>
-          <w:rStyle w:val="FunctionTok"/>
-        </w:rPr>
-        <w:t xml:space="preserve">harbinger</w:t>
-      </w:r>
-      <w:r>
-        <w:rPr>
-          <w:rStyle w:val="NormalTok"/>
-        </w:rPr>
-        <w:t xml:space="preserve">(), dataset</w:t>
-      </w:r>
-      <w:r>
-        <w:rPr>
-          <w:rStyle w:val="SpecialCharTok"/>
-        </w:rPr>
-        <w:t xml:space="preserve">$</w:t>
-      </w:r>
-      <w:r>
-        <w:rPr>
-          <w:rStyle w:val="NormalTok"/>
-        </w:rPr>
-        <w:t xml:space="preserve">x)</w:t>
       </w:r>
     </w:p>
     <w:p>
@@ -645,7 +659,7 @@
               <a:graphicData uri="http://schemas.openxmlformats.org/drawingml/2006/picture">
                 <pic:pic>
                   <pic:nvPicPr>
-                    <pic:cNvPr descr="/home/gpca/harbinger/examples/anomalies/doc/hmu_pca_files/figure-docx/unnamed-chunk-6-1.png" id="28" name="Picture"/>
+                    <pic:cNvPr descr="/home/gpca/harbinger/examples/anomalies/doc/41-multivariate-hmu_pca_files/figure-docx/unnamed-chunk-5-1.png" id="28" name="Picture"/>
                     <pic:cNvPicPr>
                       <a:picLocks noChangeArrowheads="1" noChangeAspect="1"/>
                     </pic:cNvPicPr>
@@ -686,34 +700,16 @@
         <w:rPr>
           <w:rStyle w:val="CommentTok"/>
         </w:rPr>
-        <w:t xml:space="preserve"># Fit the PCA detector on the first two columns and run detection</w:t>
+        <w:t xml:space="preserve"># Plot the second dimension</w:t>
       </w:r>
       <w:r>
         <w:br/>
       </w:r>
       <w:r>
         <w:rPr>
-          <w:rStyle w:val="NormalTok"/>
-        </w:rPr>
-        <w:t xml:space="preserve">model </w:t>
-      </w:r>
-      <w:r>
-        <w:rPr>
-          <w:rStyle w:val="OtherTok"/>
-        </w:rPr>
-        <w:t xml:space="preserve">&lt;-</w:t>
-      </w:r>
-      <w:r>
-        <w:rPr>
-          <w:rStyle w:val="NormalTok"/>
-        </w:rPr>
-        <w:t xml:space="preserve"> </w:t>
-      </w:r>
-      <w:r>
-        <w:rPr>
           <w:rStyle w:val="FunctionTok"/>
         </w:rPr>
-        <w:t xml:space="preserve">fit</w:t>
+        <w:t xml:space="preserve">har_plot</w:t>
       </w:r>
       <w:r>
         <w:rPr>
@@ -725,442 +721,25 @@
         <w:rPr>
           <w:rStyle w:val="FunctionTok"/>
         </w:rPr>
-        <w:t xml:space="preserve">hmu_pca</w:t>
-      </w:r>
-      <w:r>
-        <w:rPr>
-          <w:rStyle w:val="NormalTok"/>
-        </w:rPr>
-        <w:t xml:space="preserve">(), dataset[,</w:t>
-      </w:r>
-      <w:r>
-        <w:rPr>
-          <w:rStyle w:val="DecValTok"/>
-        </w:rPr>
-        <w:t xml:space="preserve">1</w:t>
+        <w:t xml:space="preserve">harbinger</w:t>
+      </w:r>
+      <w:r>
+        <w:rPr>
+          <w:rStyle w:val="NormalTok"/>
+        </w:rPr>
+        <w:t xml:space="preserve">(), dataset</w:t>
       </w:r>
       <w:r>
         <w:rPr>
           <w:rStyle w:val="SpecialCharTok"/>
         </w:rPr>
-        <w:t xml:space="preserve">:</w:t>
-      </w:r>
-      <w:r>
-        <w:rPr>
-          <w:rStyle w:val="DecValTok"/>
-        </w:rPr>
-        <w:t xml:space="preserve">2</w:t>
-      </w:r>
-      <w:r>
-        <w:rPr>
-          <w:rStyle w:val="NormalTok"/>
-        </w:rPr>
-        <w:t xml:space="preserve">])</w:t>
-      </w:r>
-      <w:r>
-        <w:br/>
-      </w:r>
-      <w:r>
-        <w:rPr>
-          <w:rStyle w:val="NormalTok"/>
-        </w:rPr>
-        <w:t xml:space="preserve">detection </w:t>
-      </w:r>
-      <w:r>
-        <w:rPr>
-          <w:rStyle w:val="OtherTok"/>
-        </w:rPr>
-        <w:t xml:space="preserve">&lt;-</w:t>
-      </w:r>
-      <w:r>
-        <w:rPr>
-          <w:rStyle w:val="NormalTok"/>
-        </w:rPr>
-        <w:t xml:space="preserve"> </w:t>
-      </w:r>
-      <w:r>
-        <w:rPr>
-          <w:rStyle w:val="FunctionTok"/>
-        </w:rPr>
-        <w:t xml:space="preserve">detect</w:t>
-      </w:r>
-      <w:r>
-        <w:rPr>
-          <w:rStyle w:val="NormalTok"/>
-        </w:rPr>
-        <w:t xml:space="preserve">(model, dataset[,</w:t>
-      </w:r>
-      <w:r>
-        <w:rPr>
-          <w:rStyle w:val="DecValTok"/>
-        </w:rPr>
-        <w:t xml:space="preserve">1</w:t>
-      </w:r>
-      <w:r>
-        <w:rPr>
-          <w:rStyle w:val="SpecialCharTok"/>
-        </w:rPr>
-        <w:t xml:space="preserve">:</w:t>
-      </w:r>
-      <w:r>
-        <w:rPr>
-          <w:rStyle w:val="DecValTok"/>
-        </w:rPr>
-        <w:t xml:space="preserve">2</w:t>
-      </w:r>
-      <w:r>
-        <w:rPr>
-          <w:rStyle w:val="NormalTok"/>
-        </w:rPr>
-        <w:t xml:space="preserve">])</w:t>
-      </w:r>
-    </w:p>
-    <w:p>
-      <w:pPr>
-        <w:pStyle w:val="SourceCode"/>
-      </w:pPr>
-      <w:r>
-        <w:rPr>
-          <w:rStyle w:val="CommentTok"/>
-        </w:rPr>
-        <w:t xml:space="preserve"># Plot detections on the target series</w:t>
-      </w:r>
-      <w:r>
-        <w:br/>
-      </w:r>
-      <w:r>
-        <w:rPr>
-          <w:rStyle w:val="NormalTok"/>
-        </w:rPr>
-        <w:t xml:space="preserve">grf </w:t>
-      </w:r>
-      <w:r>
-        <w:rPr>
-          <w:rStyle w:val="OtherTok"/>
-        </w:rPr>
-        <w:t xml:space="preserve">&lt;-</w:t>
-      </w:r>
-      <w:r>
-        <w:rPr>
-          <w:rStyle w:val="NormalTok"/>
-        </w:rPr>
-        <w:t xml:space="preserve"> </w:t>
-      </w:r>
-      <w:r>
-        <w:rPr>
-          <w:rStyle w:val="FunctionTok"/>
-        </w:rPr>
-        <w:t xml:space="preserve">har_plot</w:t>
-      </w:r>
-      <w:r>
-        <w:rPr>
-          <w:rStyle w:val="NormalTok"/>
-        </w:rPr>
-        <w:t xml:space="preserve">(model, dataset</w:t>
-      </w:r>
-      <w:r>
-        <w:rPr>
-          <w:rStyle w:val="SpecialCharTok"/>
-        </w:rPr>
         <w:t xml:space="preserve">$</w:t>
       </w:r>
       <w:r>
         <w:rPr>
           <w:rStyle w:val="NormalTok"/>
         </w:rPr>
-        <w:t xml:space="preserve">serie, detection, dataset</w:t>
-      </w:r>
-      <w:r>
-        <w:rPr>
-          <w:rStyle w:val="SpecialCharTok"/>
-        </w:rPr>
-        <w:t xml:space="preserve">$</w:t>
-      </w:r>
-      <w:r>
-        <w:rPr>
-          <w:rStyle w:val="NormalTok"/>
-        </w:rPr>
-        <w:t xml:space="preserve">event)</w:t>
-      </w:r>
-      <w:r>
-        <w:br/>
-      </w:r>
-      <w:r>
-        <w:rPr>
-          <w:rStyle w:val="NormalTok"/>
-        </w:rPr>
-        <w:t xml:space="preserve">grf </w:t>
-      </w:r>
-      <w:r>
-        <w:rPr>
-          <w:rStyle w:val="OtherTok"/>
-        </w:rPr>
-        <w:t xml:space="preserve">&lt;-</w:t>
-      </w:r>
-      <w:r>
-        <w:rPr>
-          <w:rStyle w:val="NormalTok"/>
-        </w:rPr>
-        <w:t xml:space="preserve"> grf </w:t>
-      </w:r>
-      <w:r>
-        <w:rPr>
-          <w:rStyle w:val="SpecialCharTok"/>
-        </w:rPr>
-        <w:t xml:space="preserve">+</w:t>
-      </w:r>
-      <w:r>
-        <w:rPr>
-          <w:rStyle w:val="NormalTok"/>
-        </w:rPr>
-        <w:t xml:space="preserve"> </w:t>
-      </w:r>
-      <w:r>
-        <w:rPr>
-          <w:rStyle w:val="FunctionTok"/>
-        </w:rPr>
-        <w:t xml:space="preserve">ylab</w:t>
-      </w:r>
-      <w:r>
-        <w:rPr>
-          <w:rStyle w:val="NormalTok"/>
-        </w:rPr>
-        <w:t xml:space="preserve">(</w:t>
-      </w:r>
-      <w:r>
-        <w:rPr>
-          <w:rStyle w:val="StringTok"/>
-        </w:rPr>
-        <w:t xml:space="preserve">"serie"</w:t>
-      </w:r>
-      <w:r>
-        <w:rPr>
-          <w:rStyle w:val="NormalTok"/>
-        </w:rPr>
-        <w:t xml:space="preserve">)</w:t>
-      </w:r>
-    </w:p>
-    <w:p>
-      <w:pPr>
-        <w:pStyle w:val="SourceCode"/>
-      </w:pPr>
-      <w:r>
-        <w:rPr>
-          <w:rStyle w:val="CommentTok"/>
-        </w:rPr>
-        <w:t xml:space="preserve"># Plot detections on the second dimension</w:t>
-      </w:r>
-      <w:r>
-        <w:br/>
-      </w:r>
-      <w:r>
-        <w:rPr>
-          <w:rStyle w:val="NormalTok"/>
-        </w:rPr>
-        <w:t xml:space="preserve">grf </w:t>
-      </w:r>
-      <w:r>
-        <w:rPr>
-          <w:rStyle w:val="OtherTok"/>
-        </w:rPr>
-        <w:t xml:space="preserve">&lt;-</w:t>
-      </w:r>
-      <w:r>
-        <w:rPr>
-          <w:rStyle w:val="NormalTok"/>
-        </w:rPr>
-        <w:t xml:space="preserve"> </w:t>
-      </w:r>
-      <w:r>
-        <w:rPr>
-          <w:rStyle w:val="FunctionTok"/>
-        </w:rPr>
-        <w:t xml:space="preserve">har_plot</w:t>
-      </w:r>
-      <w:r>
-        <w:rPr>
-          <w:rStyle w:val="NormalTok"/>
-        </w:rPr>
-        <w:t xml:space="preserve">(model, dataset</w:t>
-      </w:r>
-      <w:r>
-        <w:rPr>
-          <w:rStyle w:val="SpecialCharTok"/>
-        </w:rPr>
-        <w:t xml:space="preserve">$</w:t>
-      </w:r>
-      <w:r>
-        <w:rPr>
-          <w:rStyle w:val="NormalTok"/>
-        </w:rPr>
-        <w:t xml:space="preserve">x, detection, dataset</w:t>
-      </w:r>
-      <w:r>
-        <w:rPr>
-          <w:rStyle w:val="SpecialCharTok"/>
-        </w:rPr>
-        <w:t xml:space="preserve">$</w:t>
-      </w:r>
-      <w:r>
-        <w:rPr>
-          <w:rStyle w:val="NormalTok"/>
-        </w:rPr>
-        <w:t xml:space="preserve">event)</w:t>
-      </w:r>
-      <w:r>
-        <w:br/>
-      </w:r>
-      <w:r>
-        <w:rPr>
-          <w:rStyle w:val="NormalTok"/>
-        </w:rPr>
-        <w:t xml:space="preserve">grf </w:t>
-      </w:r>
-      <w:r>
-        <w:rPr>
-          <w:rStyle w:val="OtherTok"/>
-        </w:rPr>
-        <w:t xml:space="preserve">&lt;-</w:t>
-      </w:r>
-      <w:r>
-        <w:rPr>
-          <w:rStyle w:val="NormalTok"/>
-        </w:rPr>
-        <w:t xml:space="preserve"> grf </w:t>
-      </w:r>
-      <w:r>
-        <w:rPr>
-          <w:rStyle w:val="SpecialCharTok"/>
-        </w:rPr>
-        <w:t xml:space="preserve">+</w:t>
-      </w:r>
-      <w:r>
-        <w:rPr>
-          <w:rStyle w:val="NormalTok"/>
-        </w:rPr>
-        <w:t xml:space="preserve"> </w:t>
-      </w:r>
-      <w:r>
-        <w:rPr>
-          <w:rStyle w:val="FunctionTok"/>
-        </w:rPr>
-        <w:t xml:space="preserve">ylab</w:t>
-      </w:r>
-      <w:r>
-        <w:rPr>
-          <w:rStyle w:val="NormalTok"/>
-        </w:rPr>
-        <w:t xml:space="preserve">(</w:t>
-      </w:r>
-      <w:r>
-        <w:rPr>
-          <w:rStyle w:val="StringTok"/>
-        </w:rPr>
-        <w:t xml:space="preserve">"x"</w:t>
-      </w:r>
-      <w:r>
-        <w:rPr>
-          <w:rStyle w:val="NormalTok"/>
-        </w:rPr>
-        <w:t xml:space="preserve">)</w:t>
-      </w:r>
-    </w:p>
-    <w:p>
-      <w:pPr>
-        <w:pStyle w:val="SourceCode"/>
-      </w:pPr>
-      <w:r>
-        <w:rPr>
-          <w:rStyle w:val="CommentTok"/>
-        </w:rPr>
-        <w:t xml:space="preserve"># Plot residual magnitude and decision thresholds</w:t>
-      </w:r>
-      <w:r>
-        <w:br/>
-      </w:r>
-      <w:r>
-        <w:rPr>
-          <w:rStyle w:val="FunctionTok"/>
-        </w:rPr>
-        <w:t xml:space="preserve">har_plot</w:t>
-      </w:r>
-      <w:r>
-        <w:rPr>
-          <w:rStyle w:val="NormalTok"/>
-        </w:rPr>
-        <w:t xml:space="preserve">(model, </w:t>
-      </w:r>
-      <w:r>
-        <w:rPr>
-          <w:rStyle w:val="FunctionTok"/>
-        </w:rPr>
-        <w:t xml:space="preserve">attr</w:t>
-      </w:r>
-      <w:r>
-        <w:rPr>
-          <w:rStyle w:val="NormalTok"/>
-        </w:rPr>
-        <w:t xml:space="preserve">(detection, </w:t>
-      </w:r>
-      <w:r>
-        <w:rPr>
-          <w:rStyle w:val="StringTok"/>
-        </w:rPr>
-        <w:t xml:space="preserve">"res"</w:t>
-      </w:r>
-      <w:r>
-        <w:rPr>
-          <w:rStyle w:val="NormalTok"/>
-        </w:rPr>
-        <w:t xml:space="preserve">), detection, dataset</w:t>
-      </w:r>
-      <w:r>
-        <w:rPr>
-          <w:rStyle w:val="SpecialCharTok"/>
-        </w:rPr>
-        <w:t xml:space="preserve">$</w:t>
-      </w:r>
-      <w:r>
-        <w:rPr>
-          <w:rStyle w:val="NormalTok"/>
-        </w:rPr>
-        <w:t xml:space="preserve">event, </w:t>
-      </w:r>
-      <w:r>
-        <w:rPr>
-          <w:rStyle w:val="AttributeTok"/>
-        </w:rPr>
-        <w:t xml:space="preserve">yline =</w:t>
-      </w:r>
-      <w:r>
-        <w:rPr>
-          <w:rStyle w:val="NormalTok"/>
-        </w:rPr>
-        <w:t xml:space="preserve"> </w:t>
-      </w:r>
-      <w:r>
-        <w:rPr>
-          <w:rStyle w:val="FunctionTok"/>
-        </w:rPr>
-        <w:t xml:space="preserve">attr</w:t>
-      </w:r>
-      <w:r>
-        <w:rPr>
-          <w:rStyle w:val="NormalTok"/>
-        </w:rPr>
-        <w:t xml:space="preserve">(detection, </w:t>
-      </w:r>
-      <w:r>
-        <w:rPr>
-          <w:rStyle w:val="StringTok"/>
-        </w:rPr>
-        <w:t xml:space="preserve">"threshold"</w:t>
-      </w:r>
-      <w:r>
-        <w:rPr>
-          <w:rStyle w:val="NormalTok"/>
-        </w:rPr>
-        <w:t xml:space="preserve">))</w:t>
+        <w:t xml:space="preserve">x)</w:t>
       </w:r>
     </w:p>
     <w:p>
@@ -1177,7 +756,7 @@
               <a:graphicData uri="http://schemas.openxmlformats.org/drawingml/2006/picture">
                 <pic:pic>
                   <pic:nvPicPr>
-                    <pic:cNvPr descr="/home/gpca/harbinger/examples/anomalies/doc/hmu_pca_files/figure-docx/unnamed-chunk-10-1.png" id="31" name="Picture"/>
+                    <pic:cNvPr descr="/home/gpca/harbinger/examples/anomalies/doc/41-multivariate-hmu_pca_files/figure-docx/unnamed-chunk-6-1.png" id="31" name="Picture"/>
                     <pic:cNvPicPr>
                       <a:picLocks noChangeArrowheads="1" noChangeAspect="1"/>
                     </pic:cNvPicPr>
@@ -1211,7 +790,576 @@
       </w:r>
     </w:p>
     <w:bookmarkEnd w:id="32"/>
-    <w:bookmarkStart w:id="33" w:name="references"/>
+    <w:bookmarkStart w:id="33" w:name="configure-the-method"/>
+    <w:p>
+      <w:pPr>
+        <w:pStyle w:val="Heading3"/>
+      </w:pPr>
+      <w:r>
+        <w:t xml:space="preserve">Configure the Method</w:t>
+      </w:r>
+    </w:p>
+    <w:p>
+      <w:pPr>
+        <w:pStyle w:val="FirstParagraph"/>
+      </w:pPr>
+      <w:r>
+        <w:t xml:space="preserve">The next step is to instantiate the method and, when necessary, fit it to the selected series. This is where the notebook makes its analytical choice explicit: the parameters chosen here determine what kind of pattern the detector or transformer will become sensitive to and how the later outputs should be interpreted.</w:t>
+      </w:r>
+    </w:p>
+    <w:p>
+      <w:pPr>
+        <w:pStyle w:val="SourceCode"/>
+      </w:pPr>
+      <w:r>
+        <w:rPr>
+          <w:rStyle w:val="CommentTok"/>
+        </w:rPr>
+        <w:t xml:space="preserve"># Fit the PCA detector on the first two columns and run detection</w:t>
+      </w:r>
+      <w:r>
+        <w:br/>
+      </w:r>
+      <w:r>
+        <w:rPr>
+          <w:rStyle w:val="NormalTok"/>
+        </w:rPr>
+        <w:t xml:space="preserve">model </w:t>
+      </w:r>
+      <w:r>
+        <w:rPr>
+          <w:rStyle w:val="OtherTok"/>
+        </w:rPr>
+        <w:t xml:space="preserve">&lt;-</w:t>
+      </w:r>
+      <w:r>
+        <w:rPr>
+          <w:rStyle w:val="NormalTok"/>
+        </w:rPr>
+        <w:t xml:space="preserve"> </w:t>
+      </w:r>
+      <w:r>
+        <w:rPr>
+          <w:rStyle w:val="FunctionTok"/>
+        </w:rPr>
+        <w:t xml:space="preserve">fit</w:t>
+      </w:r>
+      <w:r>
+        <w:rPr>
+          <w:rStyle w:val="NormalTok"/>
+        </w:rPr>
+        <w:t xml:space="preserve">(</w:t>
+      </w:r>
+      <w:r>
+        <w:rPr>
+          <w:rStyle w:val="FunctionTok"/>
+        </w:rPr>
+        <w:t xml:space="preserve">hmu_pca</w:t>
+      </w:r>
+      <w:r>
+        <w:rPr>
+          <w:rStyle w:val="NormalTok"/>
+        </w:rPr>
+        <w:t xml:space="preserve">(), dataset[,</w:t>
+      </w:r>
+      <w:r>
+        <w:rPr>
+          <w:rStyle w:val="DecValTok"/>
+        </w:rPr>
+        <w:t xml:space="preserve">1</w:t>
+      </w:r>
+      <w:r>
+        <w:rPr>
+          <w:rStyle w:val="SpecialCharTok"/>
+        </w:rPr>
+        <w:t xml:space="preserve">:</w:t>
+      </w:r>
+      <w:r>
+        <w:rPr>
+          <w:rStyle w:val="DecValTok"/>
+        </w:rPr>
+        <w:t xml:space="preserve">2</w:t>
+      </w:r>
+      <w:r>
+        <w:rPr>
+          <w:rStyle w:val="NormalTok"/>
+        </w:rPr>
+        <w:t xml:space="preserve">])</w:t>
+      </w:r>
+      <w:r>
+        <w:br/>
+      </w:r>
+      <w:r>
+        <w:rPr>
+          <w:rStyle w:val="NormalTok"/>
+        </w:rPr>
+        <w:t xml:space="preserve">detection </w:t>
+      </w:r>
+      <w:r>
+        <w:rPr>
+          <w:rStyle w:val="OtherTok"/>
+        </w:rPr>
+        <w:t xml:space="preserve">&lt;-</w:t>
+      </w:r>
+      <w:r>
+        <w:rPr>
+          <w:rStyle w:val="NormalTok"/>
+        </w:rPr>
+        <w:t xml:space="preserve"> </w:t>
+      </w:r>
+      <w:r>
+        <w:rPr>
+          <w:rStyle w:val="FunctionTok"/>
+        </w:rPr>
+        <w:t xml:space="preserve">detect</w:t>
+      </w:r>
+      <w:r>
+        <w:rPr>
+          <w:rStyle w:val="NormalTok"/>
+        </w:rPr>
+        <w:t xml:space="preserve">(model, dataset[,</w:t>
+      </w:r>
+      <w:r>
+        <w:rPr>
+          <w:rStyle w:val="DecValTok"/>
+        </w:rPr>
+        <w:t xml:space="preserve">1</w:t>
+      </w:r>
+      <w:r>
+        <w:rPr>
+          <w:rStyle w:val="SpecialCharTok"/>
+        </w:rPr>
+        <w:t xml:space="preserve">:</w:t>
+      </w:r>
+      <w:r>
+        <w:rPr>
+          <w:rStyle w:val="DecValTok"/>
+        </w:rPr>
+        <w:t xml:space="preserve">2</w:t>
+      </w:r>
+      <w:r>
+        <w:rPr>
+          <w:rStyle w:val="NormalTok"/>
+        </w:rPr>
+        <w:t xml:space="preserve">])</w:t>
+      </w:r>
+    </w:p>
+    <w:bookmarkEnd w:id="33"/>
+    <w:bookmarkStart w:id="37" w:name="interpret-the-result-visually-1"/>
+    <w:p>
+      <w:pPr>
+        <w:pStyle w:val="Heading3"/>
+      </w:pPr>
+      <w:r>
+        <w:t xml:space="preserve">Interpret the Result Visually</w:t>
+      </w:r>
+    </w:p>
+    <w:p>
+      <w:pPr>
+        <w:pStyle w:val="FirstParagraph"/>
+      </w:pPr>
+      <w:r>
+        <w:t xml:space="preserve">The final plots are not just illustrations. They help the reader connect the method’s internal output with the original series, making it easier to see why a point, range, motif, or symbolic pattern was emphasized and whether that emphasis is coherent with the stated objective of the example.</w:t>
+      </w:r>
+    </w:p>
+    <w:p>
+      <w:pPr>
+        <w:pStyle w:val="SourceCode"/>
+      </w:pPr>
+      <w:r>
+        <w:rPr>
+          <w:rStyle w:val="CommentTok"/>
+        </w:rPr>
+        <w:t xml:space="preserve"># Plot detections on the target series</w:t>
+      </w:r>
+      <w:r>
+        <w:br/>
+      </w:r>
+      <w:r>
+        <w:rPr>
+          <w:rStyle w:val="NormalTok"/>
+        </w:rPr>
+        <w:t xml:space="preserve">grf </w:t>
+      </w:r>
+      <w:r>
+        <w:rPr>
+          <w:rStyle w:val="OtherTok"/>
+        </w:rPr>
+        <w:t xml:space="preserve">&lt;-</w:t>
+      </w:r>
+      <w:r>
+        <w:rPr>
+          <w:rStyle w:val="NormalTok"/>
+        </w:rPr>
+        <w:t xml:space="preserve"> </w:t>
+      </w:r>
+      <w:r>
+        <w:rPr>
+          <w:rStyle w:val="FunctionTok"/>
+        </w:rPr>
+        <w:t xml:space="preserve">har_plot</w:t>
+      </w:r>
+      <w:r>
+        <w:rPr>
+          <w:rStyle w:val="NormalTok"/>
+        </w:rPr>
+        <w:t xml:space="preserve">(model, dataset</w:t>
+      </w:r>
+      <w:r>
+        <w:rPr>
+          <w:rStyle w:val="SpecialCharTok"/>
+        </w:rPr>
+        <w:t xml:space="preserve">$</w:t>
+      </w:r>
+      <w:r>
+        <w:rPr>
+          <w:rStyle w:val="NormalTok"/>
+        </w:rPr>
+        <w:t xml:space="preserve">serie, detection, dataset</w:t>
+      </w:r>
+      <w:r>
+        <w:rPr>
+          <w:rStyle w:val="SpecialCharTok"/>
+        </w:rPr>
+        <w:t xml:space="preserve">$</w:t>
+      </w:r>
+      <w:r>
+        <w:rPr>
+          <w:rStyle w:val="NormalTok"/>
+        </w:rPr>
+        <w:t xml:space="preserve">event)</w:t>
+      </w:r>
+      <w:r>
+        <w:br/>
+      </w:r>
+      <w:r>
+        <w:rPr>
+          <w:rStyle w:val="NormalTok"/>
+        </w:rPr>
+        <w:t xml:space="preserve">grf </w:t>
+      </w:r>
+      <w:r>
+        <w:rPr>
+          <w:rStyle w:val="OtherTok"/>
+        </w:rPr>
+        <w:t xml:space="preserve">&lt;-</w:t>
+      </w:r>
+      <w:r>
+        <w:rPr>
+          <w:rStyle w:val="NormalTok"/>
+        </w:rPr>
+        <w:t xml:space="preserve"> grf </w:t>
+      </w:r>
+      <w:r>
+        <w:rPr>
+          <w:rStyle w:val="SpecialCharTok"/>
+        </w:rPr>
+        <w:t xml:space="preserve">+</w:t>
+      </w:r>
+      <w:r>
+        <w:rPr>
+          <w:rStyle w:val="NormalTok"/>
+        </w:rPr>
+        <w:t xml:space="preserve"> </w:t>
+      </w:r>
+      <w:r>
+        <w:rPr>
+          <w:rStyle w:val="FunctionTok"/>
+        </w:rPr>
+        <w:t xml:space="preserve">ylab</w:t>
+      </w:r>
+      <w:r>
+        <w:rPr>
+          <w:rStyle w:val="NormalTok"/>
+        </w:rPr>
+        <w:t xml:space="preserve">(</w:t>
+      </w:r>
+      <w:r>
+        <w:rPr>
+          <w:rStyle w:val="StringTok"/>
+        </w:rPr>
+        <w:t xml:space="preserve">"serie"</w:t>
+      </w:r>
+      <w:r>
+        <w:rPr>
+          <w:rStyle w:val="NormalTok"/>
+        </w:rPr>
+        <w:t xml:space="preserve">)</w:t>
+      </w:r>
+    </w:p>
+    <w:p>
+      <w:pPr>
+        <w:pStyle w:val="SourceCode"/>
+      </w:pPr>
+      <w:r>
+        <w:rPr>
+          <w:rStyle w:val="CommentTok"/>
+        </w:rPr>
+        <w:t xml:space="preserve"># Plot detections on the second dimension</w:t>
+      </w:r>
+      <w:r>
+        <w:br/>
+      </w:r>
+      <w:r>
+        <w:rPr>
+          <w:rStyle w:val="NormalTok"/>
+        </w:rPr>
+        <w:t xml:space="preserve">grf </w:t>
+      </w:r>
+      <w:r>
+        <w:rPr>
+          <w:rStyle w:val="OtherTok"/>
+        </w:rPr>
+        <w:t xml:space="preserve">&lt;-</w:t>
+      </w:r>
+      <w:r>
+        <w:rPr>
+          <w:rStyle w:val="NormalTok"/>
+        </w:rPr>
+        <w:t xml:space="preserve"> </w:t>
+      </w:r>
+      <w:r>
+        <w:rPr>
+          <w:rStyle w:val="FunctionTok"/>
+        </w:rPr>
+        <w:t xml:space="preserve">har_plot</w:t>
+      </w:r>
+      <w:r>
+        <w:rPr>
+          <w:rStyle w:val="NormalTok"/>
+        </w:rPr>
+        <w:t xml:space="preserve">(model, dataset</w:t>
+      </w:r>
+      <w:r>
+        <w:rPr>
+          <w:rStyle w:val="SpecialCharTok"/>
+        </w:rPr>
+        <w:t xml:space="preserve">$</w:t>
+      </w:r>
+      <w:r>
+        <w:rPr>
+          <w:rStyle w:val="NormalTok"/>
+        </w:rPr>
+        <w:t xml:space="preserve">x, detection, dataset</w:t>
+      </w:r>
+      <w:r>
+        <w:rPr>
+          <w:rStyle w:val="SpecialCharTok"/>
+        </w:rPr>
+        <w:t xml:space="preserve">$</w:t>
+      </w:r>
+      <w:r>
+        <w:rPr>
+          <w:rStyle w:val="NormalTok"/>
+        </w:rPr>
+        <w:t xml:space="preserve">event)</w:t>
+      </w:r>
+      <w:r>
+        <w:br/>
+      </w:r>
+      <w:r>
+        <w:rPr>
+          <w:rStyle w:val="NormalTok"/>
+        </w:rPr>
+        <w:t xml:space="preserve">grf </w:t>
+      </w:r>
+      <w:r>
+        <w:rPr>
+          <w:rStyle w:val="OtherTok"/>
+        </w:rPr>
+        <w:t xml:space="preserve">&lt;-</w:t>
+      </w:r>
+      <w:r>
+        <w:rPr>
+          <w:rStyle w:val="NormalTok"/>
+        </w:rPr>
+        <w:t xml:space="preserve"> grf </w:t>
+      </w:r>
+      <w:r>
+        <w:rPr>
+          <w:rStyle w:val="SpecialCharTok"/>
+        </w:rPr>
+        <w:t xml:space="preserve">+</w:t>
+      </w:r>
+      <w:r>
+        <w:rPr>
+          <w:rStyle w:val="NormalTok"/>
+        </w:rPr>
+        <w:t xml:space="preserve"> </w:t>
+      </w:r>
+      <w:r>
+        <w:rPr>
+          <w:rStyle w:val="FunctionTok"/>
+        </w:rPr>
+        <w:t xml:space="preserve">ylab</w:t>
+      </w:r>
+      <w:r>
+        <w:rPr>
+          <w:rStyle w:val="NormalTok"/>
+        </w:rPr>
+        <w:t xml:space="preserve">(</w:t>
+      </w:r>
+      <w:r>
+        <w:rPr>
+          <w:rStyle w:val="StringTok"/>
+        </w:rPr>
+        <w:t xml:space="preserve">"x"</w:t>
+      </w:r>
+      <w:r>
+        <w:rPr>
+          <w:rStyle w:val="NormalTok"/>
+        </w:rPr>
+        <w:t xml:space="preserve">)</w:t>
+      </w:r>
+    </w:p>
+    <w:p>
+      <w:pPr>
+        <w:pStyle w:val="SourceCode"/>
+      </w:pPr>
+      <w:r>
+        <w:rPr>
+          <w:rStyle w:val="CommentTok"/>
+        </w:rPr>
+        <w:t xml:space="preserve"># Plot residual magnitude and decision thresholds</w:t>
+      </w:r>
+      <w:r>
+        <w:br/>
+      </w:r>
+      <w:r>
+        <w:rPr>
+          <w:rStyle w:val="FunctionTok"/>
+        </w:rPr>
+        <w:t xml:space="preserve">har_plot</w:t>
+      </w:r>
+      <w:r>
+        <w:rPr>
+          <w:rStyle w:val="NormalTok"/>
+        </w:rPr>
+        <w:t xml:space="preserve">(model, </w:t>
+      </w:r>
+      <w:r>
+        <w:rPr>
+          <w:rStyle w:val="FunctionTok"/>
+        </w:rPr>
+        <w:t xml:space="preserve">attr</w:t>
+      </w:r>
+      <w:r>
+        <w:rPr>
+          <w:rStyle w:val="NormalTok"/>
+        </w:rPr>
+        <w:t xml:space="preserve">(detection, </w:t>
+      </w:r>
+      <w:r>
+        <w:rPr>
+          <w:rStyle w:val="StringTok"/>
+        </w:rPr>
+        <w:t xml:space="preserve">"res"</w:t>
+      </w:r>
+      <w:r>
+        <w:rPr>
+          <w:rStyle w:val="NormalTok"/>
+        </w:rPr>
+        <w:t xml:space="preserve">), detection, dataset</w:t>
+      </w:r>
+      <w:r>
+        <w:rPr>
+          <w:rStyle w:val="SpecialCharTok"/>
+        </w:rPr>
+        <w:t xml:space="preserve">$</w:t>
+      </w:r>
+      <w:r>
+        <w:rPr>
+          <w:rStyle w:val="NormalTok"/>
+        </w:rPr>
+        <w:t xml:space="preserve">event, </w:t>
+      </w:r>
+      <w:r>
+        <w:rPr>
+          <w:rStyle w:val="AttributeTok"/>
+        </w:rPr>
+        <w:t xml:space="preserve">yline =</w:t>
+      </w:r>
+      <w:r>
+        <w:rPr>
+          <w:rStyle w:val="NormalTok"/>
+        </w:rPr>
+        <w:t xml:space="preserve"> </w:t>
+      </w:r>
+      <w:r>
+        <w:rPr>
+          <w:rStyle w:val="FunctionTok"/>
+        </w:rPr>
+        <w:t xml:space="preserve">attr</w:t>
+      </w:r>
+      <w:r>
+        <w:rPr>
+          <w:rStyle w:val="NormalTok"/>
+        </w:rPr>
+        <w:t xml:space="preserve">(detection, </w:t>
+      </w:r>
+      <w:r>
+        <w:rPr>
+          <w:rStyle w:val="StringTok"/>
+        </w:rPr>
+        <w:t xml:space="preserve">"threshold"</w:t>
+      </w:r>
+      <w:r>
+        <w:rPr>
+          <w:rStyle w:val="NormalTok"/>
+        </w:rPr>
+        <w:t xml:space="preserve">))</w:t>
+      </w:r>
+    </w:p>
+    <w:p>
+      <w:pPr>
+        <w:pStyle w:val="FirstParagraph"/>
+      </w:pPr>
+      <w:r>
+        <w:drawing>
+          <wp:inline>
+            <wp:extent cx="4620126" cy="3696101"/>
+            <wp:effectExtent b="0" l="0" r="0" t="0"/>
+            <wp:docPr descr="" title="" id="35" name="Picture"/>
+            <a:graphic>
+              <a:graphicData uri="http://schemas.openxmlformats.org/drawingml/2006/picture">
+                <pic:pic>
+                  <pic:nvPicPr>
+                    <pic:cNvPr descr="/home/gpca/harbinger/examples/anomalies/doc/41-multivariate-hmu_pca_files/figure-docx/unnamed-chunk-10-1.png" id="36" name="Picture"/>
+                    <pic:cNvPicPr>
+                      <a:picLocks noChangeArrowheads="1" noChangeAspect="1"/>
+                    </pic:cNvPicPr>
+                  </pic:nvPicPr>
+                  <pic:blipFill>
+                    <a:blip r:embed="rId34"/>
+                    <a:stretch>
+                      <a:fillRect/>
+                    </a:stretch>
+                  </pic:blipFill>
+                  <pic:spPr bwMode="auto">
+                    <a:xfrm>
+                      <a:off x="0" y="0"/>
+                      <a:ext cx="4620126" cy="3696101"/>
+                    </a:xfrm>
+                    <a:prstGeom prst="rect">
+                      <a:avLst/>
+                    </a:prstGeom>
+                    <a:noFill/>
+                    <a:ln w="9525">
+                      <a:noFill/>
+                      <a:headEnd/>
+                      <a:tailEnd/>
+                    </a:ln>
+                  </pic:spPr>
+                </pic:pic>
+              </a:graphicData>
+            </a:graphic>
+          </wp:inline>
+        </w:drawing>
+      </w:r>
+    </w:p>
+    <w:bookmarkEnd w:id="37"/>
+    <w:bookmarkEnd w:id="38"/>
+    <w:bookmarkStart w:id="39" w:name="references"/>
     <w:p>
       <w:pPr>
         <w:pStyle w:val="Heading2"/>
@@ -1232,7 +1380,7 @@
         <w:t xml:space="preserve">Jolliffe, I. T. (2002). Principal Component Analysis. Springer.</w:t>
       </w:r>
     </w:p>
-    <w:bookmarkEnd w:id="33"/>
+    <w:bookmarkEnd w:id="39"/>
     <w:sectPr>
       <w:footnotePr>
         <w:numRestart w:val="eachSect"/>

--- a/examples/anomalies/doc/41-multivariate-hmu_pca.docx
+++ b/examples/anomalies/doc/41-multivariate-hmu_pca.docx
@@ -74,7 +74,7 @@
       </w:r>
     </w:p>
     <w:bookmarkEnd w:id="21"/>
-    <w:bookmarkStart w:id="22" w:name="what-you-will-do"/>
+    <w:bookmarkStart w:id="36" w:name="what-you-will-do"/>
     <w:p>
       <w:pPr>
         <w:pStyle w:val="Heading2"/>
@@ -119,14 +119,316 @@
         <w:t xml:space="preserve">inspect the evaluation outputs and the diagnostic plots produced by Harbinger</w:t>
       </w:r>
     </w:p>
+    <w:bookmarkStart w:id="22" w:name="prepare-the-example"/>
+    <w:p>
+      <w:pPr>
+        <w:pStyle w:val="Heading3"/>
+      </w:pPr>
+      <w:r>
+        <w:t xml:space="preserve">Prepare the Example</w:t>
+      </w:r>
+    </w:p>
+    <w:p>
+      <w:pPr>
+        <w:pStyle w:val="FirstParagraph"/>
+      </w:pPr>
+      <w:r>
+        <w:t xml:space="preserve">This setup anchors the notebook in the specific series used to examine</w:t>
+      </w:r>
+      <w:r>
+        <w:t xml:space="preserve"> </w:t>
+      </w:r>
+      <w:r>
+        <w:rPr>
+          <w:rStyle w:val="VerbatimChar"/>
+        </w:rPr>
+        <w:t xml:space="preserve">41-multivariate-hmu_pca</w:t>
+      </w:r>
+      <w:r>
+        <w:t xml:space="preserve">. The semantic point is the one stated above: pCA-based regression anomaly detection: Projects multivariate observations onto principal components and reconstructs data; large reconstruction errors indicate anomalies, so the raw signal needs to be visible before any fitting step hides that structure behind model output.</w:t>
+      </w:r>
+    </w:p>
+    <w:p>
+      <w:pPr>
+        <w:pStyle w:val="SourceCode"/>
+      </w:pPr>
+      <w:r>
+        <w:rPr>
+          <w:rStyle w:val="CommentTok"/>
+        </w:rPr>
+        <w:t xml:space="preserve"># Install Harbinger (if needed)</w:t>
+      </w:r>
+      <w:r>
+        <w:br/>
+      </w:r>
+      <w:r>
+        <w:rPr>
+          <w:rStyle w:val="CommentTok"/>
+        </w:rPr>
+        <w:t xml:space="preserve">#install.packages("harbinger")</w:t>
+      </w:r>
+    </w:p>
+    <w:p>
+      <w:pPr>
+        <w:pStyle w:val="SourceCode"/>
+      </w:pPr>
+      <w:r>
+        <w:rPr>
+          <w:rStyle w:val="CommentTok"/>
+        </w:rPr>
+        <w:t xml:space="preserve"># Load required packages</w:t>
+      </w:r>
+      <w:r>
+        <w:br/>
+      </w:r>
+      <w:r>
+        <w:rPr>
+          <w:rStyle w:val="FunctionTok"/>
+        </w:rPr>
+        <w:t xml:space="preserve">library</w:t>
+      </w:r>
+      <w:r>
+        <w:rPr>
+          <w:rStyle w:val="NormalTok"/>
+        </w:rPr>
+        <w:t xml:space="preserve">(daltoolbox)</w:t>
+      </w:r>
+      <w:r>
+        <w:br/>
+      </w:r>
+      <w:r>
+        <w:rPr>
+          <w:rStyle w:val="FunctionTok"/>
+        </w:rPr>
+        <w:t xml:space="preserve">library</w:t>
+      </w:r>
+      <w:r>
+        <w:rPr>
+          <w:rStyle w:val="NormalTok"/>
+        </w:rPr>
+        <w:t xml:space="preserve">(harbinger) </w:t>
+      </w:r>
+      <w:r>
+        <w:br/>
+      </w:r>
+      <w:r>
+        <w:rPr>
+          <w:rStyle w:val="FunctionTok"/>
+        </w:rPr>
+        <w:t xml:space="preserve">library</w:t>
+      </w:r>
+      <w:r>
+        <w:rPr>
+          <w:rStyle w:val="NormalTok"/>
+        </w:rPr>
+        <w:t xml:space="preserve">(ggplot2)</w:t>
+      </w:r>
+    </w:p>
+    <w:p>
+      <w:pPr>
+        <w:pStyle w:val="SourceCode"/>
+      </w:pPr>
+      <w:r>
+        <w:rPr>
+          <w:rStyle w:val="CommentTok"/>
+        </w:rPr>
+        <w:t xml:space="preserve"># Load a multivariate example and define event labels (for demo)</w:t>
+      </w:r>
+      <w:r>
+        <w:br/>
+      </w:r>
+      <w:r>
+        <w:rPr>
+          <w:rStyle w:val="FunctionTok"/>
+        </w:rPr>
+        <w:t xml:space="preserve">data</w:t>
+      </w:r>
+      <w:r>
+        <w:rPr>
+          <w:rStyle w:val="NormalTok"/>
+        </w:rPr>
+        <w:t xml:space="preserve">(</w:t>
+      </w:r>
+      <w:r>
+        <w:rPr>
+          <w:rStyle w:val="StringTok"/>
+        </w:rPr>
+        <w:t xml:space="preserve">"examples_harbinger"</w:t>
+      </w:r>
+      <w:r>
+        <w:rPr>
+          <w:rStyle w:val="NormalTok"/>
+        </w:rPr>
+        <w:t xml:space="preserve">)</w:t>
+      </w:r>
+      <w:r>
+        <w:br/>
+      </w:r>
+      <w:r>
+        <w:rPr>
+          <w:rStyle w:val="NormalTok"/>
+        </w:rPr>
+        <w:t xml:space="preserve">dataset </w:t>
+      </w:r>
+      <w:r>
+        <w:rPr>
+          <w:rStyle w:val="OtherTok"/>
+        </w:rPr>
+        <w:t xml:space="preserve">&lt;-</w:t>
+      </w:r>
+      <w:r>
+        <w:rPr>
+          <w:rStyle w:val="NormalTok"/>
+        </w:rPr>
+        <w:t xml:space="preserve"> examples_harbinger</w:t>
+      </w:r>
+      <w:r>
+        <w:rPr>
+          <w:rStyle w:val="SpecialCharTok"/>
+        </w:rPr>
+        <w:t xml:space="preserve">$</w:t>
+      </w:r>
+      <w:r>
+        <w:rPr>
+          <w:rStyle w:val="NormalTok"/>
+        </w:rPr>
+        <w:t xml:space="preserve">multidimensional</w:t>
+      </w:r>
+      <w:r>
+        <w:br/>
+      </w:r>
+      <w:r>
+        <w:rPr>
+          <w:rStyle w:val="NormalTok"/>
+        </w:rPr>
+        <w:t xml:space="preserve">dataset</w:t>
+      </w:r>
+      <w:r>
+        <w:rPr>
+          <w:rStyle w:val="SpecialCharTok"/>
+        </w:rPr>
+        <w:t xml:space="preserve">$</w:t>
+      </w:r>
+      <w:r>
+        <w:rPr>
+          <w:rStyle w:val="NormalTok"/>
+        </w:rPr>
+        <w:t xml:space="preserve">event </w:t>
+      </w:r>
+      <w:r>
+        <w:rPr>
+          <w:rStyle w:val="OtherTok"/>
+        </w:rPr>
+        <w:t xml:space="preserve">&lt;-</w:t>
+      </w:r>
+      <w:r>
+        <w:rPr>
+          <w:rStyle w:val="NormalTok"/>
+        </w:rPr>
+        <w:t xml:space="preserve"> </w:t>
+      </w:r>
+      <w:r>
+        <w:rPr>
+          <w:rStyle w:val="ConstantTok"/>
+        </w:rPr>
+        <w:t xml:space="preserve">FALSE</w:t>
+      </w:r>
+      <w:r>
+        <w:br/>
+      </w:r>
+      <w:r>
+        <w:rPr>
+          <w:rStyle w:val="NormalTok"/>
+        </w:rPr>
+        <w:t xml:space="preserve">dataset</w:t>
+      </w:r>
+      <w:r>
+        <w:rPr>
+          <w:rStyle w:val="SpecialCharTok"/>
+        </w:rPr>
+        <w:t xml:space="preserve">$</w:t>
+      </w:r>
+      <w:r>
+        <w:rPr>
+          <w:rStyle w:val="NormalTok"/>
+        </w:rPr>
+        <w:t xml:space="preserve">event[</w:t>
+      </w:r>
+      <w:r>
+        <w:rPr>
+          <w:rStyle w:val="FunctionTok"/>
+        </w:rPr>
+        <w:t xml:space="preserve">c</w:t>
+      </w:r>
+      <w:r>
+        <w:rPr>
+          <w:rStyle w:val="NormalTok"/>
+        </w:rPr>
+        <w:t xml:space="preserve">(</w:t>
+      </w:r>
+      <w:r>
+        <w:rPr>
+          <w:rStyle w:val="DecValTok"/>
+        </w:rPr>
+        <w:t xml:space="preserve">101</w:t>
+      </w:r>
+      <w:r>
+        <w:rPr>
+          <w:rStyle w:val="NormalTok"/>
+        </w:rPr>
+        <w:t xml:space="preserve">,</w:t>
+      </w:r>
+      <w:r>
+        <w:rPr>
+          <w:rStyle w:val="DecValTok"/>
+        </w:rPr>
+        <w:t xml:space="preserve">128</w:t>
+      </w:r>
+      <w:r>
+        <w:rPr>
+          <w:rStyle w:val="NormalTok"/>
+        </w:rPr>
+        <w:t xml:space="preserve">,</w:t>
+      </w:r>
+      <w:r>
+        <w:rPr>
+          <w:rStyle w:val="DecValTok"/>
+        </w:rPr>
+        <w:t xml:space="preserve">167</w:t>
+      </w:r>
+      <w:r>
+        <w:rPr>
+          <w:rStyle w:val="NormalTok"/>
+        </w:rPr>
+        <w:t xml:space="preserve">)] </w:t>
+      </w:r>
+      <w:r>
+        <w:rPr>
+          <w:rStyle w:val="OtherTok"/>
+        </w:rPr>
+        <w:t xml:space="preserve">&lt;-</w:t>
+      </w:r>
+      <w:r>
+        <w:rPr>
+          <w:rStyle w:val="NormalTok"/>
+        </w:rPr>
+        <w:t xml:space="preserve"> </w:t>
+      </w:r>
+      <w:r>
+        <w:rPr>
+          <w:rStyle w:val="ConstantTok"/>
+        </w:rPr>
+        <w:t xml:space="preserve">TRUE</w:t>
+      </w:r>
+    </w:p>
     <w:bookmarkEnd w:id="22"/>
-    <w:bookmarkStart w:id="23" w:name="how-to-read-this-walkthrough"/>
-    <w:p>
-      <w:pPr>
-        <w:pStyle w:val="Heading2"/>
-      </w:pPr>
-      <w:r>
-        <w:t xml:space="preserve">How to read this walkthrough</w:t>
+    <w:bookmarkStart w:id="23" w:name="run-the-core-analysis"/>
+    <w:p>
+      <w:pPr>
+        <w:pStyle w:val="Heading3"/>
+      </w:pPr>
+      <w:r>
+        <w:t xml:space="preserve">Run the Core Analysis</w:t>
       </w:r>
     </w:p>
     <w:p>
@@ -134,66 +436,111 @@
         <w:pStyle w:val="FirstParagraph"/>
       </w:pPr>
       <w:r>
-        <w:t xml:space="preserve">The code blocks below follow the same learning rhythm used throughout the collection: prepare the environment, choose the dataset, configure the method, run the analysis, and then inspect the result. Readers who are still learning time-series mining can use that order to understand not only</w:t>
+        <w:t xml:space="preserve">This is the moment where the notebook tests its central assumption on actual data. After applying</w:t>
       </w:r>
       <w:r>
         <w:t xml:space="preserve"> </w:t>
       </w:r>
       <w:r>
         <w:rPr>
-          <w:i/>
-          <w:iCs/>
-        </w:rPr>
-        <w:t xml:space="preserve">what</w:t>
-      </w:r>
-      <w:r>
-        <w:t xml:space="preserve"> </w:t>
-      </w:r>
-      <w:r>
-        <w:t xml:space="preserve">each command does, but also</w:t>
-      </w:r>
-      <w:r>
-        <w:t xml:space="preserve"> </w:t>
-      </w:r>
-      <w:r>
-        <w:rPr>
-          <w:i/>
-          <w:iCs/>
-        </w:rPr>
-        <w:t xml:space="preserve">why</w:t>
-      </w:r>
-      <w:r>
-        <w:t xml:space="preserve"> </w:t>
-      </w:r>
-      <w:r>
-        <w:t xml:space="preserve">it appears at that stage of the workflow.</w:t>
-      </w:r>
-    </w:p>
-    <w:p>
-      <w:pPr>
-        <w:pStyle w:val="BodyText"/>
-      </w:pPr>
-      <w:r>
-        <w:t xml:space="preserve">As you go through the notebook, read the inline comments inside each chunk as the operational explanation and use the surrounding prose as the conceptual guide.</w:t>
+          <w:rStyle w:val="VerbatimChar"/>
+        </w:rPr>
+        <w:t xml:space="preserve">41-multivariate-hmu_pca</w:t>
+      </w:r>
+      <w:r>
+        <w:t xml:space="preserve">, the important question is whether the resulting multivariate anomaly flags really correspond to the pattern implied by the method description above, rather than to arbitrary numerical variation.</w:t>
+      </w:r>
+    </w:p>
+    <w:p>
+      <w:pPr>
+        <w:pStyle w:val="SourceCode"/>
+      </w:pPr>
+      <w:r>
+        <w:rPr>
+          <w:rStyle w:val="FunctionTok"/>
+        </w:rPr>
+        <w:t xml:space="preserve">head</w:t>
+      </w:r>
+      <w:r>
+        <w:rPr>
+          <w:rStyle w:val="NormalTok"/>
+        </w:rPr>
+        <w:t xml:space="preserve">(dataset)</w:t>
+      </w:r>
+    </w:p>
+    <w:p>
+      <w:pPr>
+        <w:pStyle w:val="SourceCode"/>
+      </w:pPr>
+      <w:r>
+        <w:rPr>
+          <w:rStyle w:val="VerbatimChar"/>
+        </w:rPr>
+        <w:t xml:space="preserve">##        serie           x event</w:t>
+      </w:r>
+      <w:r>
+        <w:br/>
+      </w:r>
+      <w:r>
+        <w:rPr>
+          <w:rStyle w:val="VerbatimChar"/>
+        </w:rPr>
+        <w:t xml:space="preserve">## 1 -0.6264538  0.40940184 FALSE</w:t>
+      </w:r>
+      <w:r>
+        <w:br/>
+      </w:r>
+      <w:r>
+        <w:rPr>
+          <w:rStyle w:val="VerbatimChar"/>
+        </w:rPr>
+        <w:t xml:space="preserve">## 2 -0.8356286  1.58658843 FALSE</w:t>
+      </w:r>
+      <w:r>
+        <w:br/>
+      </w:r>
+      <w:r>
+        <w:rPr>
+          <w:rStyle w:val="VerbatimChar"/>
+        </w:rPr>
+        <w:t xml:space="preserve">## 3  1.5952808 -0.33090780 FALSE</w:t>
+      </w:r>
+      <w:r>
+        <w:br/>
+      </w:r>
+      <w:r>
+        <w:rPr>
+          <w:rStyle w:val="VerbatimChar"/>
+        </w:rPr>
+        <w:t xml:space="preserve">## 4  0.3295078 -2.28523554 FALSE</w:t>
+      </w:r>
+      <w:r>
+        <w:br/>
+      </w:r>
+      <w:r>
+        <w:rPr>
+          <w:rStyle w:val="VerbatimChar"/>
+        </w:rPr>
+        <w:t xml:space="preserve">## 5 -0.8204684  2.49766159 FALSE</w:t>
+      </w:r>
+      <w:r>
+        <w:br/>
+      </w:r>
+      <w:r>
+        <w:rPr>
+          <w:rStyle w:val="VerbatimChar"/>
+        </w:rPr>
+        <w:t xml:space="preserve">## 6  0.5757814 -0.01339952 FALSE</w:t>
       </w:r>
     </w:p>
     <w:bookmarkEnd w:id="23"/>
-    <w:bookmarkStart w:id="38" w:name="walkthrough"/>
-    <w:p>
-      <w:pPr>
-        <w:pStyle w:val="Heading2"/>
-      </w:pPr>
-      <w:r>
-        <w:t xml:space="preserve">Walkthrough</w:t>
-      </w:r>
-    </w:p>
-    <w:bookmarkStart w:id="24" w:name="prepare-the-example"/>
+    <w:bookmarkStart w:id="30" w:name="interpret-the-result-visually"/>
     <w:p>
       <w:pPr>
         <w:pStyle w:val="Heading3"/>
       </w:pPr>
       <w:r>
-        <w:t xml:space="preserve">Prepare the Example</w:t>
+        <w:t xml:space="preserve">Interpret the Result Visually</w:t>
       </w:r>
     </w:p>
     <w:p>
@@ -201,398 +548,7 @@
         <w:pStyle w:val="FirstParagraph"/>
       </w:pPr>
       <w:r>
-        <w:t xml:space="preserve">We begin by organizing the environment, loading the packages, and selecting the dataset used in the notebook. This part is intentionally more direct: the goal is to make the starting point explicit before the method-specific reasoning begins.</w:t>
-      </w:r>
-    </w:p>
-    <w:p>
-      <w:pPr>
-        <w:pStyle w:val="SourceCode"/>
-      </w:pPr>
-      <w:r>
-        <w:rPr>
-          <w:rStyle w:val="CommentTok"/>
-        </w:rPr>
-        <w:t xml:space="preserve"># Install Harbinger (if needed)</w:t>
-      </w:r>
-      <w:r>
-        <w:br/>
-      </w:r>
-      <w:r>
-        <w:rPr>
-          <w:rStyle w:val="CommentTok"/>
-        </w:rPr>
-        <w:t xml:space="preserve">#install.packages("harbinger")</w:t>
-      </w:r>
-    </w:p>
-    <w:p>
-      <w:pPr>
-        <w:pStyle w:val="SourceCode"/>
-      </w:pPr>
-      <w:r>
-        <w:rPr>
-          <w:rStyle w:val="CommentTok"/>
-        </w:rPr>
-        <w:t xml:space="preserve"># Load required packages</w:t>
-      </w:r>
-      <w:r>
-        <w:br/>
-      </w:r>
-      <w:r>
-        <w:rPr>
-          <w:rStyle w:val="FunctionTok"/>
-        </w:rPr>
-        <w:t xml:space="preserve">library</w:t>
-      </w:r>
-      <w:r>
-        <w:rPr>
-          <w:rStyle w:val="NormalTok"/>
-        </w:rPr>
-        <w:t xml:space="preserve">(daltoolbox)</w:t>
-      </w:r>
-      <w:r>
-        <w:br/>
-      </w:r>
-      <w:r>
-        <w:rPr>
-          <w:rStyle w:val="FunctionTok"/>
-        </w:rPr>
-        <w:t xml:space="preserve">library</w:t>
-      </w:r>
-      <w:r>
-        <w:rPr>
-          <w:rStyle w:val="NormalTok"/>
-        </w:rPr>
-        <w:t xml:space="preserve">(harbinger) </w:t>
-      </w:r>
-      <w:r>
-        <w:br/>
-      </w:r>
-      <w:r>
-        <w:rPr>
-          <w:rStyle w:val="FunctionTok"/>
-        </w:rPr>
-        <w:t xml:space="preserve">library</w:t>
-      </w:r>
-      <w:r>
-        <w:rPr>
-          <w:rStyle w:val="NormalTok"/>
-        </w:rPr>
-        <w:t xml:space="preserve">(ggplot2)</w:t>
-      </w:r>
-    </w:p>
-    <w:p>
-      <w:pPr>
-        <w:pStyle w:val="SourceCode"/>
-      </w:pPr>
-      <w:r>
-        <w:rPr>
-          <w:rStyle w:val="CommentTok"/>
-        </w:rPr>
-        <w:t xml:space="preserve"># Load a multivariate example and define event labels (for demo)</w:t>
-      </w:r>
-      <w:r>
-        <w:br/>
-      </w:r>
-      <w:r>
-        <w:rPr>
-          <w:rStyle w:val="FunctionTok"/>
-        </w:rPr>
-        <w:t xml:space="preserve">data</w:t>
-      </w:r>
-      <w:r>
-        <w:rPr>
-          <w:rStyle w:val="NormalTok"/>
-        </w:rPr>
-        <w:t xml:space="preserve">(</w:t>
-      </w:r>
-      <w:r>
-        <w:rPr>
-          <w:rStyle w:val="StringTok"/>
-        </w:rPr>
-        <w:t xml:space="preserve">"examples_harbinger"</w:t>
-      </w:r>
-      <w:r>
-        <w:rPr>
-          <w:rStyle w:val="NormalTok"/>
-        </w:rPr>
-        <w:t xml:space="preserve">)</w:t>
-      </w:r>
-      <w:r>
-        <w:br/>
-      </w:r>
-      <w:r>
-        <w:rPr>
-          <w:rStyle w:val="NormalTok"/>
-        </w:rPr>
-        <w:t xml:space="preserve">dataset </w:t>
-      </w:r>
-      <w:r>
-        <w:rPr>
-          <w:rStyle w:val="OtherTok"/>
-        </w:rPr>
-        <w:t xml:space="preserve">&lt;-</w:t>
-      </w:r>
-      <w:r>
-        <w:rPr>
-          <w:rStyle w:val="NormalTok"/>
-        </w:rPr>
-        <w:t xml:space="preserve"> examples_harbinger</w:t>
-      </w:r>
-      <w:r>
-        <w:rPr>
-          <w:rStyle w:val="SpecialCharTok"/>
-        </w:rPr>
-        <w:t xml:space="preserve">$</w:t>
-      </w:r>
-      <w:r>
-        <w:rPr>
-          <w:rStyle w:val="NormalTok"/>
-        </w:rPr>
-        <w:t xml:space="preserve">multidimensional</w:t>
-      </w:r>
-      <w:r>
-        <w:br/>
-      </w:r>
-      <w:r>
-        <w:rPr>
-          <w:rStyle w:val="NormalTok"/>
-        </w:rPr>
-        <w:t xml:space="preserve">dataset</w:t>
-      </w:r>
-      <w:r>
-        <w:rPr>
-          <w:rStyle w:val="SpecialCharTok"/>
-        </w:rPr>
-        <w:t xml:space="preserve">$</w:t>
-      </w:r>
-      <w:r>
-        <w:rPr>
-          <w:rStyle w:val="NormalTok"/>
-        </w:rPr>
-        <w:t xml:space="preserve">event </w:t>
-      </w:r>
-      <w:r>
-        <w:rPr>
-          <w:rStyle w:val="OtherTok"/>
-        </w:rPr>
-        <w:t xml:space="preserve">&lt;-</w:t>
-      </w:r>
-      <w:r>
-        <w:rPr>
-          <w:rStyle w:val="NormalTok"/>
-        </w:rPr>
-        <w:t xml:space="preserve"> </w:t>
-      </w:r>
-      <w:r>
-        <w:rPr>
-          <w:rStyle w:val="ConstantTok"/>
-        </w:rPr>
-        <w:t xml:space="preserve">FALSE</w:t>
-      </w:r>
-      <w:r>
-        <w:br/>
-      </w:r>
-      <w:r>
-        <w:rPr>
-          <w:rStyle w:val="NormalTok"/>
-        </w:rPr>
-        <w:t xml:space="preserve">dataset</w:t>
-      </w:r>
-      <w:r>
-        <w:rPr>
-          <w:rStyle w:val="SpecialCharTok"/>
-        </w:rPr>
-        <w:t xml:space="preserve">$</w:t>
-      </w:r>
-      <w:r>
-        <w:rPr>
-          <w:rStyle w:val="NormalTok"/>
-        </w:rPr>
-        <w:t xml:space="preserve">event[</w:t>
-      </w:r>
-      <w:r>
-        <w:rPr>
-          <w:rStyle w:val="FunctionTok"/>
-        </w:rPr>
-        <w:t xml:space="preserve">c</w:t>
-      </w:r>
-      <w:r>
-        <w:rPr>
-          <w:rStyle w:val="NormalTok"/>
-        </w:rPr>
-        <w:t xml:space="preserve">(</w:t>
-      </w:r>
-      <w:r>
-        <w:rPr>
-          <w:rStyle w:val="DecValTok"/>
-        </w:rPr>
-        <w:t xml:space="preserve">101</w:t>
-      </w:r>
-      <w:r>
-        <w:rPr>
-          <w:rStyle w:val="NormalTok"/>
-        </w:rPr>
-        <w:t xml:space="preserve">,</w:t>
-      </w:r>
-      <w:r>
-        <w:rPr>
-          <w:rStyle w:val="DecValTok"/>
-        </w:rPr>
-        <w:t xml:space="preserve">128</w:t>
-      </w:r>
-      <w:r>
-        <w:rPr>
-          <w:rStyle w:val="NormalTok"/>
-        </w:rPr>
-        <w:t xml:space="preserve">,</w:t>
-      </w:r>
-      <w:r>
-        <w:rPr>
-          <w:rStyle w:val="DecValTok"/>
-        </w:rPr>
-        <w:t xml:space="preserve">167</w:t>
-      </w:r>
-      <w:r>
-        <w:rPr>
-          <w:rStyle w:val="NormalTok"/>
-        </w:rPr>
-        <w:t xml:space="preserve">)] </w:t>
-      </w:r>
-      <w:r>
-        <w:rPr>
-          <w:rStyle w:val="OtherTok"/>
-        </w:rPr>
-        <w:t xml:space="preserve">&lt;-</w:t>
-      </w:r>
-      <w:r>
-        <w:rPr>
-          <w:rStyle w:val="NormalTok"/>
-        </w:rPr>
-        <w:t xml:space="preserve"> </w:t>
-      </w:r>
-      <w:r>
-        <w:rPr>
-          <w:rStyle w:val="ConstantTok"/>
-        </w:rPr>
-        <w:t xml:space="preserve">TRUE</w:t>
-      </w:r>
-    </w:p>
-    <w:bookmarkEnd w:id="24"/>
-    <w:bookmarkStart w:id="25" w:name="run-the-core-analysis"/>
-    <w:p>
-      <w:pPr>
-        <w:pStyle w:val="Heading3"/>
-      </w:pPr>
-      <w:r>
-        <w:t xml:space="preserve">Run the Core Analysis</w:t>
-      </w:r>
-    </w:p>
-    <w:p>
-      <w:pPr>
-        <w:pStyle w:val="FirstParagraph"/>
-      </w:pPr>
-      <w:r>
-        <w:t xml:space="preserve">With the environment and the method ready, we execute the central analytical step and inspect its immediate output. This is the point where the abstract idea described earlier becomes operational, so the reader should pay attention to what is produced and how Harbinger standardizes the result.</w:t>
-      </w:r>
-    </w:p>
-    <w:p>
-      <w:pPr>
-        <w:pStyle w:val="SourceCode"/>
-      </w:pPr>
-      <w:r>
-        <w:rPr>
-          <w:rStyle w:val="FunctionTok"/>
-        </w:rPr>
-        <w:t xml:space="preserve">head</w:t>
-      </w:r>
-      <w:r>
-        <w:rPr>
-          <w:rStyle w:val="NormalTok"/>
-        </w:rPr>
-        <w:t xml:space="preserve">(dataset)</w:t>
-      </w:r>
-    </w:p>
-    <w:p>
-      <w:pPr>
-        <w:pStyle w:val="SourceCode"/>
-      </w:pPr>
-      <w:r>
-        <w:rPr>
-          <w:rStyle w:val="VerbatimChar"/>
-        </w:rPr>
-        <w:t xml:space="preserve">##        serie           x event</w:t>
-      </w:r>
-      <w:r>
-        <w:br/>
-      </w:r>
-      <w:r>
-        <w:rPr>
-          <w:rStyle w:val="VerbatimChar"/>
-        </w:rPr>
-        <w:t xml:space="preserve">## 1 -0.6264538  0.40940184 FALSE</w:t>
-      </w:r>
-      <w:r>
-        <w:br/>
-      </w:r>
-      <w:r>
-        <w:rPr>
-          <w:rStyle w:val="VerbatimChar"/>
-        </w:rPr>
-        <w:t xml:space="preserve">## 2 -0.8356286  1.58658843 FALSE</w:t>
-      </w:r>
-      <w:r>
-        <w:br/>
-      </w:r>
-      <w:r>
-        <w:rPr>
-          <w:rStyle w:val="VerbatimChar"/>
-        </w:rPr>
-        <w:t xml:space="preserve">## 3  1.5952808 -0.33090780 FALSE</w:t>
-      </w:r>
-      <w:r>
-        <w:br/>
-      </w:r>
-      <w:r>
-        <w:rPr>
-          <w:rStyle w:val="VerbatimChar"/>
-        </w:rPr>
-        <w:t xml:space="preserve">## 4  0.3295078 -2.28523554 FALSE</w:t>
-      </w:r>
-      <w:r>
-        <w:br/>
-      </w:r>
-      <w:r>
-        <w:rPr>
-          <w:rStyle w:val="VerbatimChar"/>
-        </w:rPr>
-        <w:t xml:space="preserve">## 5 -0.8204684  2.49766159 FALSE</w:t>
-      </w:r>
-      <w:r>
-        <w:br/>
-      </w:r>
-      <w:r>
-        <w:rPr>
-          <w:rStyle w:val="VerbatimChar"/>
-        </w:rPr>
-        <w:t xml:space="preserve">## 6  0.5757814 -0.01339952 FALSE</w:t>
-      </w:r>
-    </w:p>
-    <w:bookmarkEnd w:id="25"/>
-    <w:bookmarkStart w:id="32" w:name="interpret-the-result-visually"/>
-    <w:p>
-      <w:pPr>
-        <w:pStyle w:val="Heading3"/>
-      </w:pPr>
-      <w:r>
-        <w:t xml:space="preserve">Interpret the Result Visually</w:t>
-      </w:r>
-    </w:p>
-    <w:p>
-      <w:pPr>
-        <w:pStyle w:val="FirstParagraph"/>
-      </w:pPr>
-      <w:r>
-        <w:t xml:space="preserve">The final plots are not just illustrations. They help the reader connect the method’s internal output with the original series, making it easier to see why a point, range, motif, or symbolic pattern was emphasized and whether that emphasis is coherent with the stated objective of the example.</w:t>
+        <w:t xml:space="preserve">This visual check puts the model output back on top of the original signal. What matters now is whether the highlighted multivariate anomaly flags line up with the structure suggested by the method, which is the real semantic test of whether the example is teaching the right lesson.</w:t>
       </w:r>
     </w:p>
     <w:p>
@@ -654,18 +610,18 @@
           <wp:inline>
             <wp:extent cx="4620126" cy="3696101"/>
             <wp:effectExtent b="0" l="0" r="0" t="0"/>
-            <wp:docPr descr="" title="" id="27" name="Picture"/>
+            <wp:docPr descr="" title="" id="25" name="Picture"/>
             <a:graphic>
               <a:graphicData uri="http://schemas.openxmlformats.org/drawingml/2006/picture">
                 <pic:pic>
                   <pic:nvPicPr>
-                    <pic:cNvPr descr="/home/gpca/harbinger/examples/anomalies/doc/41-multivariate-hmu_pca_files/figure-docx/unnamed-chunk-5-1.png" id="28" name="Picture"/>
+                    <pic:cNvPr descr="/home/gpca/harbinger/examples/anomalies/doc/41-multivariate-hmu_pca_files/figure-docx/unnamed-chunk-5-1.png" id="26" name="Picture"/>
                     <pic:cNvPicPr>
                       <a:picLocks noChangeArrowheads="1" noChangeAspect="1"/>
                     </pic:cNvPicPr>
                   </pic:nvPicPr>
                   <pic:blipFill>
-                    <a:blip r:embed="rId26"/>
+                    <a:blip r:embed="rId24"/>
                     <a:stretch>
                       <a:fillRect/>
                     </a:stretch>
@@ -751,18 +707,18 @@
           <wp:inline>
             <wp:extent cx="4620126" cy="3696101"/>
             <wp:effectExtent b="0" l="0" r="0" t="0"/>
-            <wp:docPr descr="" title="" id="30" name="Picture"/>
+            <wp:docPr descr="" title="" id="28" name="Picture"/>
             <a:graphic>
               <a:graphicData uri="http://schemas.openxmlformats.org/drawingml/2006/picture">
                 <pic:pic>
                   <pic:nvPicPr>
-                    <pic:cNvPr descr="/home/gpca/harbinger/examples/anomalies/doc/41-multivariate-hmu_pca_files/figure-docx/unnamed-chunk-6-1.png" id="31" name="Picture"/>
+                    <pic:cNvPr descr="/home/gpca/harbinger/examples/anomalies/doc/41-multivariate-hmu_pca_files/figure-docx/unnamed-chunk-6-1.png" id="29" name="Picture"/>
                     <pic:cNvPicPr>
                       <a:picLocks noChangeArrowheads="1" noChangeAspect="1"/>
                     </pic:cNvPicPr>
                   </pic:nvPicPr>
                   <pic:blipFill>
-                    <a:blip r:embed="rId29"/>
+                    <a:blip r:embed="rId27"/>
                     <a:stretch>
                       <a:fillRect/>
                     </a:stretch>
@@ -789,8 +745,8 @@
         </w:drawing>
       </w:r>
     </w:p>
-    <w:bookmarkEnd w:id="32"/>
-    <w:bookmarkStart w:id="33" w:name="configure-the-method"/>
+    <w:bookmarkEnd w:id="30"/>
+    <w:bookmarkStart w:id="31" w:name="configure-the-method"/>
     <w:p>
       <w:pPr>
         <w:pStyle w:val="Heading3"/>
@@ -804,7 +760,7 @@
         <w:pStyle w:val="FirstParagraph"/>
       </w:pPr>
       <w:r>
-        <w:t xml:space="preserve">The next step is to instantiate the method and, when necessary, fit it to the selected series. This is where the notebook makes its analytical choice explicit: the parameters chosen here determine what kind of pattern the detector or transformer will become sensitive to and how the later outputs should be interpreted.</w:t>
+        <w:t xml:space="preserve">The choices below turn the central modeling idea into concrete parameters. They matter because pCA-based regression anomaly detection: Projects multivariate observations onto principal components and reconstructs data; large reconstruction errors indicate anomalies, so each argument controls how strongly the method will emphasize that pattern when it later produces multivariate anomaly flags.</w:t>
       </w:r>
     </w:p>
     <w:p>
@@ -944,8 +900,8 @@
         <w:t xml:space="preserve">])</w:t>
       </w:r>
     </w:p>
-    <w:bookmarkEnd w:id="33"/>
-    <w:bookmarkStart w:id="37" w:name="interpret-the-result-visually-1"/>
+    <w:bookmarkEnd w:id="31"/>
+    <w:bookmarkStart w:id="35" w:name="interpret-the-result-visually-1"/>
     <w:p>
       <w:pPr>
         <w:pStyle w:val="Heading3"/>
@@ -959,7 +915,7 @@
         <w:pStyle w:val="FirstParagraph"/>
       </w:pPr>
       <w:r>
-        <w:t xml:space="preserve">The final plots are not just illustrations. They help the reader connect the method’s internal output with the original series, making it easier to see why a point, range, motif, or symbolic pattern was emphasized and whether that emphasis is coherent with the stated objective of the example.</w:t>
+        <w:t xml:space="preserve">This visual check puts the model output back on top of the original signal. What matters now is whether the highlighted multivariate anomaly flags line up with the structure suggested by the method, which is the real semantic test of whether the example is teaching the right lesson.</w:t>
       </w:r>
     </w:p>
     <w:p>
@@ -1319,18 +1275,18 @@
           <wp:inline>
             <wp:extent cx="4620126" cy="3696101"/>
             <wp:effectExtent b="0" l="0" r="0" t="0"/>
-            <wp:docPr descr="" title="" id="35" name="Picture"/>
+            <wp:docPr descr="" title="" id="33" name="Picture"/>
             <a:graphic>
               <a:graphicData uri="http://schemas.openxmlformats.org/drawingml/2006/picture">
                 <pic:pic>
                   <pic:nvPicPr>
-                    <pic:cNvPr descr="/home/gpca/harbinger/examples/anomalies/doc/41-multivariate-hmu_pca_files/figure-docx/unnamed-chunk-10-1.png" id="36" name="Picture"/>
+                    <pic:cNvPr descr="/home/gpca/harbinger/examples/anomalies/doc/41-multivariate-hmu_pca_files/figure-docx/unnamed-chunk-10-1.png" id="34" name="Picture"/>
                     <pic:cNvPicPr>
                       <a:picLocks noChangeArrowheads="1" noChangeAspect="1"/>
                     </pic:cNvPicPr>
                   </pic:nvPicPr>
                   <pic:blipFill>
-                    <a:blip r:embed="rId34"/>
+                    <a:blip r:embed="rId32"/>
                     <a:stretch>
                       <a:fillRect/>
                     </a:stretch>
@@ -1357,9 +1313,9 @@
         </w:drawing>
       </w:r>
     </w:p>
-    <w:bookmarkEnd w:id="37"/>
-    <w:bookmarkEnd w:id="38"/>
-    <w:bookmarkStart w:id="39" w:name="references"/>
+    <w:bookmarkEnd w:id="35"/>
+    <w:bookmarkEnd w:id="36"/>
+    <w:bookmarkStart w:id="37" w:name="references"/>
     <w:p>
       <w:pPr>
         <w:pStyle w:val="Heading2"/>
@@ -1380,7 +1336,7 @@
         <w:t xml:space="preserve">Jolliffe, I. T. (2002). Principal Component Analysis. Springer.</w:t>
       </w:r>
     </w:p>
-    <w:bookmarkEnd w:id="39"/>
+    <w:bookmarkEnd w:id="37"/>
     <w:sectPr>
       <w:footnotePr>
         <w:numRestart w:val="eachSect"/>

--- a/examples/anomalies/doc/41-multivariate-hmu_pca.docx
+++ b/examples/anomalies/doc/41-multivariate-hmu_pca.docx
@@ -2,7 +2,7 @@
 <file path=word/document.xml><?xml version="1.0" encoding="utf-8"?>
 <w:document xmlns:w="http://schemas.openxmlformats.org/wordprocessingml/2006/main" xmlns:m="http://schemas.openxmlformats.org/officeDocument/2006/math" xmlns:r="http://schemas.openxmlformats.org/officeDocument/2006/relationships" xmlns:o="urn:schemas-microsoft-com:office:office" xmlns:v="urn:schemas-microsoft-com:vml" xmlns:w10="urn:schemas-microsoft-com:office:word" xmlns:a="http://schemas.openxmlformats.org/drawingml/2006/main" xmlns:pic="http://schemas.openxmlformats.org/drawingml/2006/picture" xmlns:wp="http://schemas.openxmlformats.org/drawingml/2006/wordprocessingDrawing">
   <w:body>
-    <w:bookmarkStart w:id="20" w:name="objective"/>
+    <w:bookmarkStart w:id="9" w:name="objective"/>
     <w:p>
       <w:pPr>
         <w:pStyle w:val="Heading2"/>
@@ -55,8 +55,8 @@
         <w:t xml:space="preserve">Visualize detections over different series and inspect residual magnitudes</w:t>
       </w:r>
     </w:p>
-    <w:bookmarkEnd w:id="20"/>
-    <w:bookmarkStart w:id="21" w:name="method-at-a-glance"/>
+    <w:bookmarkEnd w:id="9"/>
+    <w:bookmarkStart w:id="10" w:name="method-at-a-glance"/>
     <w:p>
       <w:pPr>
         <w:pStyle w:val="Heading2"/>
@@ -73,8 +73,8 @@
         <w:t xml:space="preserve">PCA-based regression anomaly detection: Projects multivariate observations onto principal components and reconstructs data; large reconstruction errors indicate anomalies. Data are standardized, PCA is fitted, and reconstruction errors are thresholded.</w:t>
       </w:r>
     </w:p>
-    <w:bookmarkEnd w:id="21"/>
-    <w:bookmarkStart w:id="36" w:name="what-you-will-do"/>
+    <w:bookmarkEnd w:id="10"/>
+    <w:bookmarkStart w:id="25" w:name="what-you-will-do"/>
     <w:p>
       <w:pPr>
         <w:pStyle w:val="Heading2"/>
@@ -119,7 +119,7 @@
         <w:t xml:space="preserve">inspect the evaluation outputs and the diagnostic plots produced by Harbinger</w:t>
       </w:r>
     </w:p>
-    <w:bookmarkStart w:id="22" w:name="prepare-the-example"/>
+    <w:bookmarkStart w:id="11" w:name="prepare-the-example"/>
     <w:p>
       <w:pPr>
         <w:pStyle w:val="Heading3"/>
@@ -421,8 +421,8 @@
         <w:t xml:space="preserve">TRUE</w:t>
       </w:r>
     </w:p>
-    <w:bookmarkEnd w:id="22"/>
-    <w:bookmarkStart w:id="23" w:name="run-the-core-analysis"/>
+    <w:bookmarkEnd w:id="11"/>
+    <w:bookmarkStart w:id="12" w:name="run-the-core-analysis"/>
     <w:p>
       <w:pPr>
         <w:pStyle w:val="Heading3"/>
@@ -533,8 +533,8 @@
         <w:t xml:space="preserve">## 6  0.5757814 -0.01339952 FALSE</w:t>
       </w:r>
     </w:p>
-    <w:bookmarkEnd w:id="23"/>
-    <w:bookmarkStart w:id="30" w:name="interpret-the-result-visually"/>
+    <w:bookmarkEnd w:id="12"/>
+    <w:bookmarkStart w:id="19" w:name="interpret-the-result-visually"/>
     <w:p>
       <w:pPr>
         <w:pStyle w:val="Heading3"/>
@@ -610,18 +610,18 @@
           <wp:inline>
             <wp:extent cx="4620126" cy="3696101"/>
             <wp:effectExtent b="0" l="0" r="0" t="0"/>
-            <wp:docPr descr="" title="" id="25" name="Picture"/>
+            <wp:docPr descr="" title="" id="14" name="Picture"/>
             <a:graphic>
               <a:graphicData uri="http://schemas.openxmlformats.org/drawingml/2006/picture">
                 <pic:pic>
                   <pic:nvPicPr>
-                    <pic:cNvPr descr="/home/gpca/harbinger/examples/anomalies/doc/41-multivariate-hmu_pca_files/figure-docx/unnamed-chunk-5-1.png" id="26" name="Picture"/>
+                    <pic:cNvPr descr="C:\Git\dal\harbinger\examples\anomalies\doc\41-multivariate-hmu_pca_files/c613a711f394a9c895d66924f3f99ffa24ca22bb.png" id="15" name="Picture"/>
                     <pic:cNvPicPr>
                       <a:picLocks noChangeArrowheads="1" noChangeAspect="1"/>
                     </pic:cNvPicPr>
                   </pic:nvPicPr>
                   <pic:blipFill>
-                    <a:blip r:embed="rId24"/>
+                    <a:blip r:embed="rId13"/>
                     <a:stretch>
                       <a:fillRect/>
                     </a:stretch>
@@ -707,18 +707,18 @@
           <wp:inline>
             <wp:extent cx="4620126" cy="3696101"/>
             <wp:effectExtent b="0" l="0" r="0" t="0"/>
-            <wp:docPr descr="" title="" id="28" name="Picture"/>
+            <wp:docPr descr="" title="" id="17" name="Picture"/>
             <a:graphic>
               <a:graphicData uri="http://schemas.openxmlformats.org/drawingml/2006/picture">
                 <pic:pic>
                   <pic:nvPicPr>
-                    <pic:cNvPr descr="/home/gpca/harbinger/examples/anomalies/doc/41-multivariate-hmu_pca_files/figure-docx/unnamed-chunk-6-1.png" id="29" name="Picture"/>
+                    <pic:cNvPr descr="C:\Git\dal\harbinger\examples\anomalies\doc\41-multivariate-hmu_pca_files/c4d3d720643b364cbf304b3b3a2b14864d29be81.png" id="18" name="Picture"/>
                     <pic:cNvPicPr>
                       <a:picLocks noChangeArrowheads="1" noChangeAspect="1"/>
                     </pic:cNvPicPr>
                   </pic:nvPicPr>
                   <pic:blipFill>
-                    <a:blip r:embed="rId27"/>
+                    <a:blip r:embed="rId16"/>
                     <a:stretch>
                       <a:fillRect/>
                     </a:stretch>
@@ -745,8 +745,8 @@
         </w:drawing>
       </w:r>
     </w:p>
-    <w:bookmarkEnd w:id="30"/>
-    <w:bookmarkStart w:id="31" w:name="configure-the-method"/>
+    <w:bookmarkEnd w:id="19"/>
+    <w:bookmarkStart w:id="20" w:name="configure-the-method"/>
     <w:p>
       <w:pPr>
         <w:pStyle w:val="Heading3"/>
@@ -900,8 +900,8 @@
         <w:t xml:space="preserve">])</w:t>
       </w:r>
     </w:p>
-    <w:bookmarkEnd w:id="31"/>
-    <w:bookmarkStart w:id="35" w:name="interpret-the-result-visually-1"/>
+    <w:bookmarkEnd w:id="20"/>
+    <w:bookmarkStart w:id="24" w:name="interpret-the-result-visually-1"/>
     <w:p>
       <w:pPr>
         <w:pStyle w:val="Heading3"/>
@@ -1275,18 +1275,18 @@
           <wp:inline>
             <wp:extent cx="4620126" cy="3696101"/>
             <wp:effectExtent b="0" l="0" r="0" t="0"/>
-            <wp:docPr descr="" title="" id="33" name="Picture"/>
+            <wp:docPr descr="" title="" id="22" name="Picture"/>
             <a:graphic>
               <a:graphicData uri="http://schemas.openxmlformats.org/drawingml/2006/picture">
                 <pic:pic>
                   <pic:nvPicPr>
-                    <pic:cNvPr descr="/home/gpca/harbinger/examples/anomalies/doc/41-multivariate-hmu_pca_files/figure-docx/unnamed-chunk-10-1.png" id="34" name="Picture"/>
+                    <pic:cNvPr descr="C:\Git\dal\harbinger\examples\anomalies\doc\41-multivariate-hmu_pca_files/3a81e140d727a470200a44259dfbd1fe8dba3a1b.png" id="23" name="Picture"/>
                     <pic:cNvPicPr>
                       <a:picLocks noChangeArrowheads="1" noChangeAspect="1"/>
                     </pic:cNvPicPr>
                   </pic:nvPicPr>
                   <pic:blipFill>
-                    <a:blip r:embed="rId32"/>
+                    <a:blip r:embed="rId21"/>
                     <a:stretch>
                       <a:fillRect/>
                     </a:stretch>
@@ -1313,9 +1313,9 @@
         </w:drawing>
       </w:r>
     </w:p>
-    <w:bookmarkEnd w:id="35"/>
-    <w:bookmarkEnd w:id="36"/>
-    <w:bookmarkStart w:id="37" w:name="references"/>
+    <w:bookmarkEnd w:id="24"/>
+    <w:bookmarkEnd w:id="25"/>
+    <w:bookmarkStart w:id="26" w:name="references"/>
     <w:p>
       <w:pPr>
         <w:pStyle w:val="Heading2"/>
@@ -1336,7 +1336,7 @@
         <w:t xml:space="preserve">Jolliffe, I. T. (2002). Principal Component Analysis. Springer.</w:t>
       </w:r>
     </w:p>
-    <w:bookmarkEnd w:id="37"/>
+    <w:bookmarkEnd w:id="26"/>
     <w:sectPr>
       <w:footnotePr>
         <w:numRestart w:val="eachSect"/>
@@ -1570,10 +1570,10 @@
   <w:docDefaults>
     <w:rPrDefault>
       <w:rPr>
-        <w:rFonts w:asciiTheme="minorHAnsi" w:cstheme="minorBidi" w:eastAsiaTheme="minorHAnsi" w:hAnsiTheme="minorHAnsi"/>
+        <w:rFonts w:asciiTheme="minorHAnsi" w:cstheme="minorBidi" w:eastAsiaTheme="minorEastAsia" w:hAnsiTheme="minorHAnsi"/>
         <w:sz w:val="24"/>
         <w:szCs w:val="24"/>
-        <w:lang w:bidi="ar-SA" w:eastAsia="en-US" w:val="en-US"/>
+        <w:lang w:bidi="ar-SA" w:eastAsia="zh-CN" w:val="en-US"/>
       </w:rPr>
     </w:rPrDefault>
     <w:pPrDefault>
@@ -2114,13 +2114,6 @@
       </w:tblCellMar>
     </w:tblPr>
     <w:tblStylePr w:type="firstRow">
-      <w:tblPr>
-        <w:jc w:val="left"/>
-        <w:tblInd w:type="dxa" w:w="0"/>
-      </w:tblPr>
-      <w:trPr>
-        <w:jc w:val="left"/>
-      </w:trPr>
       <w:tcPr>
         <w:tcBorders>
           <w:bottom w:val="single"/>

--- a/examples/anomalies/doc/41-multivariate-hmu_pca.docx
+++ b/examples/anomalies/doc/41-multivariate-hmu_pca.docx
@@ -615,7 +615,7 @@
               <a:graphicData uri="http://schemas.openxmlformats.org/drawingml/2006/picture">
                 <pic:pic>
                   <pic:nvPicPr>
-                    <pic:cNvPr descr="C:\Git\dal\harbinger\examples\anomalies\doc\41-multivariate-hmu_pca_files/c613a711f394a9c895d66924f3f99ffa24ca22bb.png" id="15" name="Picture"/>
+                    <pic:cNvPr descr="/home/gpca/harbinger/examples/anomalies/doc/41-multivariate-hmu_pca_files/aeb4706f68fbb583cfa3ab7eedb4a808873b40db.png" id="15" name="Picture"/>
                     <pic:cNvPicPr>
                       <a:picLocks noChangeArrowheads="1" noChangeAspect="1"/>
                     </pic:cNvPicPr>
@@ -712,7 +712,7 @@
               <a:graphicData uri="http://schemas.openxmlformats.org/drawingml/2006/picture">
                 <pic:pic>
                   <pic:nvPicPr>
-                    <pic:cNvPr descr="C:\Git\dal\harbinger\examples\anomalies\doc\41-multivariate-hmu_pca_files/c4d3d720643b364cbf304b3b3a2b14864d29be81.png" id="18" name="Picture"/>
+                    <pic:cNvPr descr="/home/gpca/harbinger/examples/anomalies/doc/41-multivariate-hmu_pca_files/bbca34e3aeedbaa3ad181ab039d3408cb0267dba.png" id="18" name="Picture"/>
                     <pic:cNvPicPr>
                       <a:picLocks noChangeArrowheads="1" noChangeAspect="1"/>
                     </pic:cNvPicPr>
@@ -1280,7 +1280,7 @@
               <a:graphicData uri="http://schemas.openxmlformats.org/drawingml/2006/picture">
                 <pic:pic>
                   <pic:nvPicPr>
-                    <pic:cNvPr descr="C:\Git\dal\harbinger\examples\anomalies\doc\41-multivariate-hmu_pca_files/3a81e140d727a470200a44259dfbd1fe8dba3a1b.png" id="23" name="Picture"/>
+                    <pic:cNvPr descr="/home/gpca/harbinger/examples/anomalies/doc/41-multivariate-hmu_pca_files/19394618cf6db2c92e180903640b88bd05ff7abf.png" id="23" name="Picture"/>
                     <pic:cNvPicPr>
                       <a:picLocks noChangeArrowheads="1" noChangeAspect="1"/>
                     </pic:cNvPicPr>
